--- a/games/peril-to-profit-story-atlas/exports/handouts/npcs/proven-navir.docx
+++ b/games/peril-to-profit-story-atlas/exports/handouts/npcs/proven-navir.docx
@@ -119,7 +119,7 @@
         <w:pStyle w:val="Normal"/>
       </w:pPr>
       <w:r>
-        <w:t xml:space="preserve">Build 2026-06-23T21:40:58 | Content hash 7438ad3cb346b897 | Source hash dac3370046ed077140fab2d6</w:t>
+        <w:t xml:space="preserve">Build 2026-07-05T12:33:16 | Content hash 7438ad3cb346b897 | Source hash 6753a06c32e5dca07a19eb73</w:t>
       </w:r>
     </w:p>
     <w:sectPr/>
